--- a/Design/DesignDocument/課題7/PSP Logic Specification Template and Instructions.docx
+++ b/Design/DesignDocument/課題7/PSP Logic Specification Template and Instructions.docx
@@ -870,6 +870,20 @@
                 <w:sz w:val="20"/>
               </w:rPr>
             </w:pPr>
+            <w:r>
+              <w:rPr>
+                <w:sz w:val="20"/>
+              </w:rPr>
+              <w:t xml:space="preserve">double </w:t>
+            </w:r>
+            <w:proofErr w:type="spellStart"/>
+            <w:r>
+              <w:rPr>
+                <w:sz w:val="20"/>
+              </w:rPr>
+              <w:t>xk</w:t>
+            </w:r>
+            <w:proofErr w:type="spellEnd"/>
           </w:p>
         </w:tc>
       </w:tr>
@@ -1067,7 +1081,6 @@
       <w:tr>
         <w:trPr>
           <w:cantSplit/>
-          <w:trHeight w:val="312"/>
         </w:trPr>
         <w:tc>
           <w:tcPr>
@@ -1081,35 +1094,42 @@
           </w:tcPr>
           <w:p>
             <w:pPr>
-              <w:rPr>
-                <w:sz w:val="20"/>
-                <w:lang w:eastAsia="ja-JP"/>
-              </w:rPr>
-            </w:pPr>
+              <w:ind w:firstLineChars="100" w:firstLine="200"/>
+              <w:rPr>
+                <w:sz w:val="20"/>
+                <w:lang w:eastAsia="ja-JP"/>
+              </w:rPr>
+            </w:pPr>
+            <w:r>
+              <w:rPr>
+                <w:sz w:val="20"/>
+                <w:lang w:eastAsia="ja-JP"/>
+              </w:rPr>
+              <w:t xml:space="preserve">double </w:t>
+            </w:r>
+            <w:proofErr w:type="spellStart"/>
+            <w:r>
+              <w:rPr>
+                <w:sz w:val="20"/>
+                <w:lang w:eastAsia="ja-JP"/>
+              </w:rPr>
+              <w:t>xk</w:t>
+            </w:r>
+            <w:proofErr w:type="spellEnd"/>
+            <w:r>
+              <w:rPr>
+                <w:sz w:val="20"/>
+                <w:lang w:eastAsia="ja-JP"/>
+              </w:rPr>
+              <w:t xml:space="preserve"> </w:t>
+            </w:r>
             <w:r>
               <w:rPr>
                 <w:rFonts w:hint="eastAsia"/>
                 <w:sz w:val="20"/>
                 <w:lang w:eastAsia="ja-JP"/>
               </w:rPr>
-              <w:t xml:space="preserve">    </w:t>
-            </w:r>
-            <w:proofErr w:type="spellStart"/>
-            <w:r>
-              <w:rPr>
-                <w:sz w:val="20"/>
-                <w:lang w:eastAsia="ja-JP"/>
-              </w:rPr>
-              <w:t>linkedList</w:t>
-            </w:r>
-            <w:proofErr w:type="spellEnd"/>
-            <w:r>
-              <w:rPr>
-                <w:rFonts w:hint="eastAsia"/>
-                <w:sz w:val="20"/>
-                <w:lang w:eastAsia="ja-JP"/>
-              </w:rPr>
-              <w:t>にファイルからデータを格納したリストを代入</w:t>
+              <w:t>に見積もり値代入</w:t>
             </w:r>
           </w:p>
         </w:tc>
@@ -1138,6 +1158,7 @@
             </w:pPr>
             <w:r>
               <w:rPr>
+                <w:rFonts w:hint="eastAsia"/>
                 <w:sz w:val="20"/>
                 <w:lang w:eastAsia="ja-JP"/>
               </w:rPr>
@@ -1149,7 +1170,7 @@
                 <w:sz w:val="20"/>
                 <w:lang w:eastAsia="ja-JP"/>
               </w:rPr>
-              <w:t>current_node</w:t>
+              <w:t>linkedList</w:t>
             </w:r>
             <w:proofErr w:type="spellEnd"/>
             <w:r>
@@ -1158,7 +1179,7 @@
                 <w:sz w:val="20"/>
                 <w:lang w:eastAsia="ja-JP"/>
               </w:rPr>
-              <w:t>に先頭ノードを代入</w:t>
+              <w:t>にファイルからデータを格納したリストを代入</w:t>
             </w:r>
           </w:p>
         </w:tc>
@@ -3355,7 +3376,6 @@
           <w:p>
             <w:pPr>
               <w:rPr>
-                <w:rFonts w:hint="eastAsia"/>
                 <w:sz w:val="20"/>
                 <w:lang w:eastAsia="ja-JP"/>
               </w:rPr>
@@ -3511,7 +3531,6 @@
           <w:p>
             <w:pPr>
               <w:rPr>
-                <w:rFonts w:hint="eastAsia"/>
                 <w:sz w:val="20"/>
                 <w:lang w:eastAsia="ja-JP"/>
               </w:rPr>
@@ -3821,7 +3840,7 @@
                 <w:sz w:val="20"/>
                 <w:lang w:eastAsia="ja-JP"/>
               </w:rPr>
-              <w:t xml:space="preserve">e, Double&gt;&gt;linkedList, int </w:t>
+              <w:t>e, Double&gt;&gt;</w:t>
             </w:r>
             <w:proofErr w:type="spellStart"/>
             <w:r>
@@ -3829,7 +3848,39 @@
                 <w:sz w:val="20"/>
                 <w:lang w:eastAsia="ja-JP"/>
               </w:rPr>
+              <w:t>linkedList</w:t>
+            </w:r>
+            <w:proofErr w:type="spellEnd"/>
+            <w:r>
+              <w:rPr>
+                <w:sz w:val="20"/>
+                <w:lang w:eastAsia="ja-JP"/>
+              </w:rPr>
+              <w:t xml:space="preserve">, int </w:t>
+            </w:r>
+            <w:proofErr w:type="spellStart"/>
+            <w:r>
+              <w:rPr>
+                <w:sz w:val="20"/>
+                <w:lang w:eastAsia="ja-JP"/>
+              </w:rPr>
               <w:t>dataNum</w:t>
+            </w:r>
+            <w:proofErr w:type="spellEnd"/>
+            <w:r>
+              <w:rPr>
+                <w:sz w:val="20"/>
+                <w:lang w:eastAsia="ja-JP"/>
+              </w:rPr>
+              <w:t xml:space="preserve">, double </w:t>
+            </w:r>
+            <w:proofErr w:type="spellStart"/>
+            <w:r>
+              <w:rPr>
+                <w:sz w:val="20"/>
+                <w:lang w:eastAsia="ja-JP"/>
+              </w:rPr>
+              <w:t>xk</w:t>
             </w:r>
             <w:proofErr w:type="spellEnd"/>
             <w:r>
@@ -3887,13 +3938,12 @@
               <w:t xml:space="preserve"> = </w:t>
             </w:r>
             <w:proofErr w:type="spellStart"/>
-            <w:proofErr w:type="gramStart"/>
-            <w:r>
-              <w:rPr>
-                <w:sz w:val="20"/>
-                <w:lang w:eastAsia="ja-JP"/>
-              </w:rPr>
-              <w:t>tDistributionFunction</w:t>
+            <w:r>
+              <w:rPr>
+                <w:sz w:val="20"/>
+                <w:lang w:eastAsia="ja-JP"/>
+              </w:rPr>
+              <w:t>findUpperLimit</w:t>
             </w:r>
             <w:proofErr w:type="spellEnd"/>
             <w:r>
@@ -3901,15 +3951,14 @@
                 <w:sz w:val="20"/>
                 <w:lang w:eastAsia="ja-JP"/>
               </w:rPr>
-              <w:t>(</w:t>
-            </w:r>
-            <w:proofErr w:type="gramEnd"/>
-            <w:r>
-              <w:rPr>
-                <w:sz w:val="20"/>
-                <w:lang w:eastAsia="ja-JP"/>
-              </w:rPr>
-              <w:t>n-2, 0.35)</w:t>
+              <w:t xml:space="preserve"> </w:t>
+            </w:r>
+            <w:r>
+              <w:rPr>
+                <w:sz w:val="20"/>
+                <w:lang w:eastAsia="ja-JP"/>
+              </w:rPr>
+              <w:t>(n-2, 0.35)</w:t>
             </w:r>
           </w:p>
         </w:tc>
